--- a/Documentation/Escape_Room_Puzzle_Game_SRS.docx
+++ b/Documentation/Escape_Room_Puzzle_Game_SRS.docx
@@ -162,6 +162,181 @@
     </w:p>
     <w:p>
       <w:pPr>
+        <w:spacing w:before="0" w:after="140"/>
+        <w:jc w:val="center"/>
+      </w:pPr>
+      <w:r>
+        <w:rPr>
+          <w:rFonts w:ascii="Calibri" w:cs="Calibri" w:eastAsia="Calibri" w:hAnsi="Calibri"/>
+          <w:color w:val="3A3A3A"/>
+          <w:sz w:val="21"/>
+          <w:szCs w:val="21"/>
+        </w:rPr>
+        <w:t xml:space="preserve"/>
+      </w:r>
+    </w:p>
+    <w:p>
+      <w:pPr>
+        <w:spacing w:before="0" w:after="100"/>
+        <w:jc w:val="center"/>
+      </w:pPr>
+      <w:r>
+        <w:rPr>
+          <w:rFonts w:ascii="Calibri" w:cs="Calibri" w:eastAsia="Calibri" w:hAnsi="Calibri"/>
+          <w:color w:val="3A3A3A"/>
+          <w:sz w:val="20"/>
+          <w:szCs w:val="20"/>
+        </w:rPr>
+        <w:t xml:space="preserve">Submitted in partial fulfilment of the requirements for the award of the degree of</w:t>
+      </w:r>
+    </w:p>
+    <w:p>
+      <w:pPr>
+        <w:spacing w:before="0" w:after="50"/>
+        <w:jc w:val="center"/>
+      </w:pPr>
+      <w:r>
+        <w:rPr>
+          <w:rFonts w:ascii="Calibri" w:cs="Calibri" w:eastAsia="Calibri" w:hAnsi="Calibri"/>
+          <w:b/>
+          <w:bCs/>
+          <w:color w:val="0B4F6C"/>
+          <w:sz w:val="24"/>
+          <w:szCs w:val="24"/>
+        </w:rPr>
+        <w:t xml:space="preserve">BACHELOR OF TECHNOLOGY</w:t>
+      </w:r>
+    </w:p>
+    <w:p>
+      <w:pPr>
+        <w:spacing w:before="0" w:after="160"/>
+        <w:jc w:val="center"/>
+      </w:pPr>
+      <w:r>
+        <w:rPr>
+          <w:rFonts w:ascii="Calibri" w:cs="Calibri" w:eastAsia="Calibri" w:hAnsi="Calibri"/>
+          <w:b/>
+          <w:bCs/>
+          <w:color w:val="0B4F6C"/>
+          <w:sz w:val="22"/>
+          <w:szCs w:val="22"/>
+        </w:rPr>
+        <w:t xml:space="preserve">in COMPUTER SCIENCE AND ENGINEERING</w:t>
+      </w:r>
+    </w:p>
+    <w:p>
+      <w:pPr>
+        <w:spacing w:before="0" w:after="70"/>
+        <w:jc w:val="center"/>
+      </w:pPr>
+      <w:r>
+        <w:rPr>
+          <w:rFonts w:ascii="Calibri" w:cs="Calibri" w:eastAsia="Calibri" w:hAnsi="Calibri"/>
+          <w:color w:val="3A3A3A"/>
+          <w:sz w:val="20"/>
+          <w:szCs w:val="20"/>
+        </w:rPr>
+        <w:t xml:space="preserve">Submitted by</w:t>
+      </w:r>
+    </w:p>
+    <w:p>
+      <w:pPr>
+        <w:spacing w:before="0" w:after="50"/>
+        <w:jc w:val="center"/>
+      </w:pPr>
+      <w:r>
+        <w:rPr>
+          <w:rFonts w:ascii="Calibri" w:cs="Calibri" w:eastAsia="Calibri" w:hAnsi="Calibri"/>
+          <w:b/>
+          <w:bCs/>
+          <w:color w:val="1C6EA4"/>
+          <w:sz w:val="22"/>
+          <w:szCs w:val="22"/>
+        </w:rPr>
+        <w:t xml:space="preserve">Akshara Kamboj  |  22515000014</w:t>
+      </w:r>
+    </w:p>
+    <w:p>
+      <w:pPr>
+        <w:spacing w:before="0" w:after="160"/>
+        <w:jc w:val="center"/>
+      </w:pPr>
+      <w:r>
+        <w:rPr>
+          <w:rFonts w:ascii="Calibri" w:cs="Calibri" w:eastAsia="Calibri" w:hAnsi="Calibri"/>
+          <w:color w:val="3A3A3A"/>
+          <w:sz w:val="20"/>
+          <w:szCs w:val="20"/>
+        </w:rPr>
+        <w:t xml:space="preserve">2nd Year, B.Tech (Computer Science &amp; Engineering)</w:t>
+      </w:r>
+    </w:p>
+    <w:p>
+      <w:pPr>
+        <w:spacing w:before="0" w:after="70"/>
+        <w:jc w:val="center"/>
+      </w:pPr>
+      <w:r>
+        <w:rPr>
+          <w:rFonts w:ascii="Calibri" w:cs="Calibri" w:eastAsia="Calibri" w:hAnsi="Calibri"/>
+          <w:color w:val="3A3A3A"/>
+          <w:sz w:val="20"/>
+          <w:szCs w:val="20"/>
+        </w:rPr>
+        <w:t xml:space="preserve">Under the Guidance of</w:t>
+      </w:r>
+    </w:p>
+    <w:p>
+      <w:pPr>
+        <w:spacing w:before="0" w:after="160"/>
+        <w:jc w:val="center"/>
+      </w:pPr>
+      <w:r>
+        <w:rPr>
+          <w:rFonts w:ascii="Calibri" w:cs="Calibri" w:eastAsia="Calibri" w:hAnsi="Calibri"/>
+          <w:i/>
+          <w:iCs/>
+          <w:color w:val="1C6EA4"/>
+          <w:sz w:val="22"/>
+          <w:szCs w:val="22"/>
+        </w:rPr>
+        <w:t xml:space="preserve">Mr. Gautam Mukherjee</w:t>
+      </w:r>
+    </w:p>
+    <w:p>
+      <w:pPr>
+        <w:spacing w:before="0" w:after="50"/>
+        <w:jc w:val="center"/>
+      </w:pPr>
+      <w:r>
+        <w:rPr>
+          <w:rFonts w:ascii="Calibri" w:cs="Calibri" w:eastAsia="Calibri" w:hAnsi="Calibri"/>
+          <w:b/>
+          <w:bCs/>
+          <w:color w:val="0B4F6C"/>
+          <w:sz w:val="20"/>
+          <w:szCs w:val="20"/>
+        </w:rPr>
+        <w:t xml:space="preserve">DEPARTMENT OF COMPUTER SCIENCE AND ENGINEERING</w:t>
+      </w:r>
+    </w:p>
+    <w:p>
+      <w:pPr>
+        <w:spacing w:before="0" w:after="0"/>
+        <w:jc w:val="center"/>
+      </w:pPr>
+      <w:r>
+        <w:rPr>
+          <w:rFonts w:ascii="Calibri" w:cs="Calibri" w:eastAsia="Calibri" w:hAnsi="Calibri"/>
+          <w:color w:val="3A3A3A"/>
+          <w:sz w:val="20"/>
+          <w:szCs w:val="20"/>
+        </w:rPr>
+        <w:t xml:space="preserve">GLA University</w:t>
+      </w:r>
+    </w:p>
+    <w:p>
+      <w:pPr>
         <w:sectPr>
           <w:pgSz w:w="12240" w:h="15840" w:orient="portrait"/>
           <w:pgMar w:top="1440" w:right="1440" w:bottom="1440" w:left="1440" w:header="708" w:footer="708" w:gutter="0"/>
@@ -186,25 +361,1470 @@
         <w:t xml:space="preserve">Table of Contents</w:t>
       </w:r>
     </w:p>
-    <w:sdt>
-      <w:sdtPr>
-        <w:alias w:val="Table of Contents"/>
-      </w:sdtPr>
-      <w:sdtContent>
-        <w:p>
-          <w:r>
-            <w:fldChar w:fldCharType="begin" w:dirty="true"/>
-            <w:instrText xml:space="preserve">TOC \h \o "1-3"</w:instrText>
-            <w:fldChar w:fldCharType="separate"/>
-          </w:r>
-        </w:p>
-        <w:p>
-          <w:r>
-            <w:fldChar w:fldCharType="end"/>
-          </w:r>
-        </w:p>
-      </w:sdtContent>
-    </w:sdt>
+    <w:p>
+      <w:pPr>
+        <w:tabs>
+          <w:tab w:val="right" w:leader="dot" w:pos="9350"/>
+        </w:tabs>
+        <w:spacing w:before="180" w:after="60"/>
+        <w:ind w:left="0"/>
+      </w:pPr>
+      <w:r>
+        <w:rPr>
+          <w:rFonts w:ascii="Calibri" w:cs="Calibri" w:eastAsia="Calibri" w:hAnsi="Calibri"/>
+          <w:b/>
+          <w:bCs/>
+          <w:color w:val="1C6EA4"/>
+          <w:sz w:val="22"/>
+          <w:szCs w:val="22"/>
+        </w:rPr>
+        <w:t xml:space="preserve">1. Introduction</w:t>
+        <w:tab/>
+        <w:t>3</w:t>
+      </w:r>
+    </w:p>
+    <w:p>
+      <w:pPr>
+        <w:tabs>
+          <w:tab w:val="right" w:leader="dot" w:pos="9350"/>
+        </w:tabs>
+        <w:spacing w:before="0" w:after="40"/>
+        <w:ind w:left="360"/>
+      </w:pPr>
+      <w:r>
+        <w:rPr>
+          <w:rFonts w:ascii="Calibri" w:cs="Calibri" w:eastAsia="Calibri" w:hAnsi="Calibri"/>
+          <w:color w:val="3A3A3A"/>
+          <w:sz w:val="21"/>
+          <w:szCs w:val="21"/>
+        </w:rPr>
+        <w:t xml:space="preserve">1.1 Purpose</w:t>
+        <w:tab/>
+        <w:t>3</w:t>
+      </w:r>
+    </w:p>
+    <w:p>
+      <w:pPr>
+        <w:tabs>
+          <w:tab w:val="right" w:leader="dot" w:pos="9350"/>
+        </w:tabs>
+        <w:spacing w:before="0" w:after="40"/>
+        <w:ind w:left="360"/>
+      </w:pPr>
+      <w:r>
+        <w:rPr>
+          <w:rFonts w:ascii="Calibri" w:cs="Calibri" w:eastAsia="Calibri" w:hAnsi="Calibri"/>
+          <w:color w:val="3A3A3A"/>
+          <w:sz w:val="21"/>
+          <w:szCs w:val="21"/>
+        </w:rPr>
+        <w:t xml:space="preserve">1.2 Scope</w:t>
+        <w:tab/>
+        <w:t>3</w:t>
+      </w:r>
+    </w:p>
+    <w:p>
+      <w:pPr>
+        <w:tabs>
+          <w:tab w:val="right" w:leader="dot" w:pos="9350"/>
+        </w:tabs>
+        <w:spacing w:before="0" w:after="40"/>
+        <w:ind w:left="360"/>
+      </w:pPr>
+      <w:r>
+        <w:rPr>
+          <w:rFonts w:ascii="Calibri" w:cs="Calibri" w:eastAsia="Calibri" w:hAnsi="Calibri"/>
+          <w:color w:val="3A3A3A"/>
+          <w:sz w:val="21"/>
+          <w:szCs w:val="21"/>
+        </w:rPr>
+        <w:t xml:space="preserve">1.3 Product Perspective and Positioning</w:t>
+        <w:tab/>
+        <w:t>3</w:t>
+      </w:r>
+    </w:p>
+    <w:p>
+      <w:pPr>
+        <w:tabs>
+          <w:tab w:val="right" w:leader="dot" w:pos="9350"/>
+        </w:tabs>
+        <w:spacing w:before="0" w:after="40"/>
+        <w:ind w:left="360"/>
+      </w:pPr>
+      <w:r>
+        <w:rPr>
+          <w:rFonts w:ascii="Calibri" w:cs="Calibri" w:eastAsia="Calibri" w:hAnsi="Calibri"/>
+          <w:color w:val="3A3A3A"/>
+          <w:sz w:val="21"/>
+          <w:szCs w:val="21"/>
+        </w:rPr>
+        <w:t xml:space="preserve">1.4 Intended Audience and Reading Suggestions</w:t>
+        <w:tab/>
+        <w:t>4</w:t>
+      </w:r>
+    </w:p>
+    <w:p>
+      <w:pPr>
+        <w:tabs>
+          <w:tab w:val="right" w:leader="dot" w:pos="9350"/>
+        </w:tabs>
+        <w:spacing w:before="0" w:after="40"/>
+        <w:ind w:left="360"/>
+      </w:pPr>
+      <w:r>
+        <w:rPr>
+          <w:rFonts w:ascii="Calibri" w:cs="Calibri" w:eastAsia="Calibri" w:hAnsi="Calibri"/>
+          <w:color w:val="3A3A3A"/>
+          <w:sz w:val="21"/>
+          <w:szCs w:val="21"/>
+        </w:rPr>
+        <w:t xml:space="preserve">1.5 Definitions, Acronyms, and Abbreviations</w:t>
+        <w:tab/>
+        <w:t>4</w:t>
+      </w:r>
+    </w:p>
+    <w:p>
+      <w:pPr>
+        <w:tabs>
+          <w:tab w:val="right" w:leader="dot" w:pos="9350"/>
+        </w:tabs>
+        <w:spacing w:before="0" w:after="40"/>
+        <w:ind w:left="360"/>
+      </w:pPr>
+      <w:r>
+        <w:rPr>
+          <w:rFonts w:ascii="Calibri" w:cs="Calibri" w:eastAsia="Calibri" w:hAnsi="Calibri"/>
+          <w:color w:val="3A3A3A"/>
+          <w:sz w:val="21"/>
+          <w:szCs w:val="21"/>
+        </w:rPr>
+        <w:t xml:space="preserve">1.6 References</w:t>
+        <w:tab/>
+        <w:t>4</w:t>
+      </w:r>
+    </w:p>
+    <w:p>
+      <w:pPr>
+        <w:tabs>
+          <w:tab w:val="right" w:leader="dot" w:pos="9350"/>
+        </w:tabs>
+        <w:spacing w:before="0" w:after="40"/>
+        <w:ind w:left="360"/>
+      </w:pPr>
+      <w:r>
+        <w:rPr>
+          <w:rFonts w:ascii="Calibri" w:cs="Calibri" w:eastAsia="Calibri" w:hAnsi="Calibri"/>
+          <w:color w:val="3A3A3A"/>
+          <w:sz w:val="21"/>
+          <w:szCs w:val="21"/>
+        </w:rPr>
+        <w:t xml:space="preserve">1.7 Document Overview</w:t>
+        <w:tab/>
+        <w:t>4</w:t>
+      </w:r>
+    </w:p>
+    <w:p>
+      <w:pPr>
+        <w:tabs>
+          <w:tab w:val="right" w:leader="dot" w:pos="9350"/>
+        </w:tabs>
+        <w:spacing w:before="180" w:after="60"/>
+        <w:ind w:left="0"/>
+      </w:pPr>
+      <w:r>
+        <w:rPr>
+          <w:rFonts w:ascii="Calibri" w:cs="Calibri" w:eastAsia="Calibri" w:hAnsi="Calibri"/>
+          <w:b/>
+          <w:bCs/>
+          <w:color w:val="1C6EA4"/>
+          <w:sz w:val="22"/>
+          <w:szCs w:val="22"/>
+        </w:rPr>
+        <w:t xml:space="preserve">2. Overall Description</w:t>
+        <w:tab/>
+        <w:t>6</w:t>
+      </w:r>
+    </w:p>
+    <w:p>
+      <w:pPr>
+        <w:tabs>
+          <w:tab w:val="right" w:leader="dot" w:pos="9350"/>
+        </w:tabs>
+        <w:spacing w:before="0" w:after="40"/>
+        <w:ind w:left="360"/>
+      </w:pPr>
+      <w:r>
+        <w:rPr>
+          <w:rFonts w:ascii="Calibri" w:cs="Calibri" w:eastAsia="Calibri" w:hAnsi="Calibri"/>
+          <w:color w:val="3A3A3A"/>
+          <w:sz w:val="21"/>
+          <w:szCs w:val="21"/>
+        </w:rPr>
+        <w:t xml:space="preserve">2.1 Product Perspective</w:t>
+        <w:tab/>
+        <w:t>6</w:t>
+      </w:r>
+    </w:p>
+    <w:p>
+      <w:pPr>
+        <w:tabs>
+          <w:tab w:val="right" w:leader="dot" w:pos="9350"/>
+        </w:tabs>
+        <w:spacing w:before="0" w:after="40"/>
+        <w:ind w:left="360"/>
+      </w:pPr>
+      <w:r>
+        <w:rPr>
+          <w:rFonts w:ascii="Calibri" w:cs="Calibri" w:eastAsia="Calibri" w:hAnsi="Calibri"/>
+          <w:color w:val="3A3A3A"/>
+          <w:sz w:val="21"/>
+          <w:szCs w:val="21"/>
+        </w:rPr>
+        <w:t xml:space="preserve">2.2 Product Functions (Summary)</w:t>
+        <w:tab/>
+        <w:t>6</w:t>
+      </w:r>
+    </w:p>
+    <w:p>
+      <w:pPr>
+        <w:tabs>
+          <w:tab w:val="right" w:leader="dot" w:pos="9350"/>
+        </w:tabs>
+        <w:spacing w:before="0" w:after="40"/>
+        <w:ind w:left="360"/>
+      </w:pPr>
+      <w:r>
+        <w:rPr>
+          <w:rFonts w:ascii="Calibri" w:cs="Calibri" w:eastAsia="Calibri" w:hAnsi="Calibri"/>
+          <w:color w:val="3A3A3A"/>
+          <w:sz w:val="21"/>
+          <w:szCs w:val="21"/>
+        </w:rPr>
+        <w:t xml:space="preserve">2.3 User Classes and Characteristics</w:t>
+        <w:tab/>
+        <w:t>6</w:t>
+      </w:r>
+    </w:p>
+    <w:p>
+      <w:pPr>
+        <w:tabs>
+          <w:tab w:val="right" w:leader="dot" w:pos="9350"/>
+        </w:tabs>
+        <w:spacing w:before="0" w:after="40"/>
+        <w:ind w:left="360"/>
+      </w:pPr>
+      <w:r>
+        <w:rPr>
+          <w:rFonts w:ascii="Calibri" w:cs="Calibri" w:eastAsia="Calibri" w:hAnsi="Calibri"/>
+          <w:color w:val="3A3A3A"/>
+          <w:sz w:val="21"/>
+          <w:szCs w:val="21"/>
+        </w:rPr>
+        <w:t xml:space="preserve">2.4 Operating Environment</w:t>
+        <w:tab/>
+        <w:t>7</w:t>
+      </w:r>
+    </w:p>
+    <w:p>
+      <w:pPr>
+        <w:tabs>
+          <w:tab w:val="right" w:leader="dot" w:pos="9350"/>
+        </w:tabs>
+        <w:spacing w:before="0" w:after="40"/>
+        <w:ind w:left="360"/>
+      </w:pPr>
+      <w:r>
+        <w:rPr>
+          <w:rFonts w:ascii="Calibri" w:cs="Calibri" w:eastAsia="Calibri" w:hAnsi="Calibri"/>
+          <w:color w:val="3A3A3A"/>
+          <w:sz w:val="21"/>
+          <w:szCs w:val="21"/>
+        </w:rPr>
+        <w:t xml:space="preserve">2.5 Design and Implementation Constraints</w:t>
+        <w:tab/>
+        <w:t>7</w:t>
+      </w:r>
+    </w:p>
+    <w:p>
+      <w:pPr>
+        <w:tabs>
+          <w:tab w:val="right" w:leader="dot" w:pos="9350"/>
+        </w:tabs>
+        <w:spacing w:before="0" w:after="40"/>
+        <w:ind w:left="360"/>
+      </w:pPr>
+      <w:r>
+        <w:rPr>
+          <w:rFonts w:ascii="Calibri" w:cs="Calibri" w:eastAsia="Calibri" w:hAnsi="Calibri"/>
+          <w:color w:val="3A3A3A"/>
+          <w:sz w:val="21"/>
+          <w:szCs w:val="21"/>
+        </w:rPr>
+        <w:t xml:space="preserve">2.6 Assumptions and Dependencies</w:t>
+        <w:tab/>
+        <w:t>7</w:t>
+      </w:r>
+    </w:p>
+    <w:p>
+      <w:pPr>
+        <w:tabs>
+          <w:tab w:val="right" w:leader="dot" w:pos="9350"/>
+        </w:tabs>
+        <w:spacing w:before="0" w:after="40"/>
+        <w:ind w:left="360"/>
+      </w:pPr>
+      <w:r>
+        <w:rPr>
+          <w:rFonts w:ascii="Calibri" w:cs="Calibri" w:eastAsia="Calibri" w:hAnsi="Calibri"/>
+          <w:color w:val="3A3A3A"/>
+          <w:sz w:val="21"/>
+          <w:szCs w:val="21"/>
+        </w:rPr>
+        <w:t xml:space="preserve">2.7 Apportioning of Requirements</w:t>
+        <w:tab/>
+        <w:t>7</w:t>
+      </w:r>
+    </w:p>
+    <w:p>
+      <w:pPr>
+        <w:tabs>
+          <w:tab w:val="right" w:leader="dot" w:pos="9350"/>
+        </w:tabs>
+        <w:spacing w:before="180" w:after="60"/>
+        <w:ind w:left="0"/>
+      </w:pPr>
+      <w:r>
+        <w:rPr>
+          <w:rFonts w:ascii="Calibri" w:cs="Calibri" w:eastAsia="Calibri" w:hAnsi="Calibri"/>
+          <w:b/>
+          <w:bCs/>
+          <w:color w:val="1C6EA4"/>
+          <w:sz w:val="22"/>
+          <w:szCs w:val="22"/>
+        </w:rPr>
+        <w:t xml:space="preserve">3. System Features and Functional Requirements</w:t>
+        <w:tab/>
+        <w:t>8</w:t>
+      </w:r>
+    </w:p>
+    <w:p>
+      <w:pPr>
+        <w:tabs>
+          <w:tab w:val="right" w:leader="dot" w:pos="9350"/>
+        </w:tabs>
+        <w:spacing w:before="0" w:after="40"/>
+        <w:ind w:left="360"/>
+      </w:pPr>
+      <w:r>
+        <w:rPr>
+          <w:rFonts w:ascii="Calibri" w:cs="Calibri" w:eastAsia="Calibri" w:hAnsi="Calibri"/>
+          <w:color w:val="3A3A3A"/>
+          <w:sz w:val="21"/>
+          <w:szCs w:val="21"/>
+        </w:rPr>
+        <w:t xml:space="preserve">3.1 FR-1: Start Screen and Game Initialization</w:t>
+        <w:tab/>
+        <w:t>8</w:t>
+      </w:r>
+    </w:p>
+    <w:p>
+      <w:pPr>
+        <w:tabs>
+          <w:tab w:val="right" w:leader="dot" w:pos="9350"/>
+        </w:tabs>
+        <w:spacing w:before="0" w:after="40"/>
+        <w:ind w:left="360"/>
+      </w:pPr>
+      <w:r>
+        <w:rPr>
+          <w:rFonts w:ascii="Calibri" w:cs="Calibri" w:eastAsia="Calibri" w:hAnsi="Calibri"/>
+          <w:color w:val="3A3A3A"/>
+          <w:sz w:val="21"/>
+          <w:szCs w:val="21"/>
+        </w:rPr>
+        <w:t xml:space="preserve">3.2 FR-2: Room/Level Progression Engine</w:t>
+        <w:tab/>
+        <w:t>8</w:t>
+      </w:r>
+    </w:p>
+    <w:p>
+      <w:pPr>
+        <w:tabs>
+          <w:tab w:val="right" w:leader="dot" w:pos="9350"/>
+        </w:tabs>
+        <w:spacing w:before="0" w:after="40"/>
+        <w:ind w:left="360"/>
+      </w:pPr>
+      <w:r>
+        <w:rPr>
+          <w:rFonts w:ascii="Calibri" w:cs="Calibri" w:eastAsia="Calibri" w:hAnsi="Calibri"/>
+          <w:color w:val="3A3A3A"/>
+          <w:sz w:val="21"/>
+          <w:szCs w:val="21"/>
+        </w:rPr>
+        <w:t xml:space="preserve">3.3 FR-3: Puzzle Modules</w:t>
+        <w:tab/>
+        <w:t>8</w:t>
+      </w:r>
+    </w:p>
+    <w:p>
+      <w:pPr>
+        <w:tabs>
+          <w:tab w:val="right" w:leader="dot" w:pos="9350"/>
+        </w:tabs>
+        <w:spacing w:before="0" w:after="40"/>
+        <w:ind w:left="360"/>
+      </w:pPr>
+      <w:r>
+        <w:rPr>
+          <w:rFonts w:ascii="Calibri" w:cs="Calibri" w:eastAsia="Calibri" w:hAnsi="Calibri"/>
+          <w:color w:val="3A3A3A"/>
+          <w:sz w:val="21"/>
+          <w:szCs w:val="21"/>
+        </w:rPr>
+        <w:t xml:space="preserve">3.4 FR-4: Countdown Timer</w:t>
+        <w:tab/>
+        <w:t>9</w:t>
+      </w:r>
+    </w:p>
+    <w:p>
+      <w:pPr>
+        <w:tabs>
+          <w:tab w:val="right" w:leader="dot" w:pos="9350"/>
+        </w:tabs>
+        <w:spacing w:before="0" w:after="40"/>
+        <w:ind w:left="360"/>
+      </w:pPr>
+      <w:r>
+        <w:rPr>
+          <w:rFonts w:ascii="Calibri" w:cs="Calibri" w:eastAsia="Calibri" w:hAnsi="Calibri"/>
+          <w:color w:val="3A3A3A"/>
+          <w:sz w:val="21"/>
+          <w:szCs w:val="21"/>
+        </w:rPr>
+        <w:t xml:space="preserve">3.5 FR-5: Hint System</w:t>
+        <w:tab/>
+        <w:t>9</w:t>
+      </w:r>
+    </w:p>
+    <w:p>
+      <w:pPr>
+        <w:tabs>
+          <w:tab w:val="right" w:leader="dot" w:pos="9350"/>
+        </w:tabs>
+        <w:spacing w:before="0" w:after="40"/>
+        <w:ind w:left="360"/>
+      </w:pPr>
+      <w:r>
+        <w:rPr>
+          <w:rFonts w:ascii="Calibri" w:cs="Calibri" w:eastAsia="Calibri" w:hAnsi="Calibri"/>
+          <w:color w:val="3A3A3A"/>
+          <w:sz w:val="21"/>
+          <w:szCs w:val="21"/>
+        </w:rPr>
+        <w:t xml:space="preserve">3.6 FR-6: Scoring Mechanism</w:t>
+        <w:tab/>
+        <w:t>10</w:t>
+      </w:r>
+    </w:p>
+    <w:p>
+      <w:pPr>
+        <w:tabs>
+          <w:tab w:val="right" w:leader="dot" w:pos="9350"/>
+        </w:tabs>
+        <w:spacing w:before="0" w:after="40"/>
+        <w:ind w:left="360"/>
+      </w:pPr>
+      <w:r>
+        <w:rPr>
+          <w:rFonts w:ascii="Calibri" w:cs="Calibri" w:eastAsia="Calibri" w:hAnsi="Calibri"/>
+          <w:color w:val="3A3A3A"/>
+          <w:sz w:val="21"/>
+          <w:szCs w:val="21"/>
+        </w:rPr>
+        <w:t xml:space="preserve">3.7 FR-7: Visual Progress Indicator</w:t>
+        <w:tab/>
+        <w:t>10</w:t>
+      </w:r>
+    </w:p>
+    <w:p>
+      <w:pPr>
+        <w:tabs>
+          <w:tab w:val="right" w:leader="dot" w:pos="9350"/>
+        </w:tabs>
+        <w:spacing w:before="0" w:after="40"/>
+        <w:ind w:left="360"/>
+      </w:pPr>
+      <w:r>
+        <w:rPr>
+          <w:rFonts w:ascii="Calibri" w:cs="Calibri" w:eastAsia="Calibri" w:hAnsi="Calibri"/>
+          <w:color w:val="3A3A3A"/>
+          <w:sz w:val="21"/>
+          <w:szCs w:val="21"/>
+        </w:rPr>
+        <w:t xml:space="preserve">3.8 FR-8: Victory Screen</w:t>
+        <w:tab/>
+        <w:t>10</w:t>
+      </w:r>
+    </w:p>
+    <w:p>
+      <w:pPr>
+        <w:tabs>
+          <w:tab w:val="right" w:leader="dot" w:pos="9350"/>
+        </w:tabs>
+        <w:spacing w:before="0" w:after="40"/>
+        <w:ind w:left="360"/>
+      </w:pPr>
+      <w:r>
+        <w:rPr>
+          <w:rFonts w:ascii="Calibri" w:cs="Calibri" w:eastAsia="Calibri" w:hAnsi="Calibri"/>
+          <w:color w:val="3A3A3A"/>
+          <w:sz w:val="21"/>
+          <w:szCs w:val="21"/>
+        </w:rPr>
+        <w:t xml:space="preserve">3.9 FR-9: Game Over Screen</w:t>
+        <w:tab/>
+        <w:t>10</w:t>
+      </w:r>
+    </w:p>
+    <w:p>
+      <w:pPr>
+        <w:tabs>
+          <w:tab w:val="right" w:leader="dot" w:pos="9350"/>
+        </w:tabs>
+        <w:spacing w:before="0" w:after="40"/>
+        <w:ind w:left="360"/>
+      </w:pPr>
+      <w:r>
+        <w:rPr>
+          <w:rFonts w:ascii="Calibri" w:cs="Calibri" w:eastAsia="Calibri" w:hAnsi="Calibri"/>
+          <w:color w:val="3A3A3A"/>
+          <w:sz w:val="21"/>
+          <w:szCs w:val="21"/>
+        </w:rPr>
+        <w:t xml:space="preserve">3.10 FR-10: Pause / Resume (Session Control)</w:t>
+        <w:tab/>
+        <w:t>11</w:t>
+      </w:r>
+    </w:p>
+    <w:p>
+      <w:pPr>
+        <w:tabs>
+          <w:tab w:val="right" w:leader="dot" w:pos="9350"/>
+        </w:tabs>
+        <w:spacing w:before="0" w:after="40"/>
+        <w:ind w:left="360"/>
+      </w:pPr>
+      <w:r>
+        <w:rPr>
+          <w:rFonts w:ascii="Calibri" w:cs="Calibri" w:eastAsia="Calibri" w:hAnsi="Calibri"/>
+          <w:color w:val="3A3A3A"/>
+          <w:sz w:val="21"/>
+          <w:szCs w:val="21"/>
+        </w:rPr>
+        <w:t xml:space="preserve">3.11 FR-11: Restart / Play Again</w:t>
+        <w:tab/>
+        <w:t>11</w:t>
+      </w:r>
+    </w:p>
+    <w:p>
+      <w:pPr>
+        <w:tabs>
+          <w:tab w:val="right" w:leader="dot" w:pos="9350"/>
+        </w:tabs>
+        <w:spacing w:before="0" w:after="40"/>
+        <w:ind w:left="360"/>
+      </w:pPr>
+      <w:r>
+        <w:rPr>
+          <w:rFonts w:ascii="Calibri" w:cs="Calibri" w:eastAsia="Calibri" w:hAnsi="Calibri"/>
+          <w:color w:val="3A3A3A"/>
+          <w:sz w:val="21"/>
+          <w:szCs w:val="21"/>
+        </w:rPr>
+        <w:t xml:space="preserve">3.12 FR-12: Audio Feedback</w:t>
+        <w:tab/>
+        <w:t>11</w:t>
+      </w:r>
+    </w:p>
+    <w:p>
+      <w:pPr>
+        <w:tabs>
+          <w:tab w:val="right" w:leader="dot" w:pos="9350"/>
+        </w:tabs>
+        <w:spacing w:before="0" w:after="40"/>
+        <w:ind w:left="360"/>
+      </w:pPr>
+      <w:r>
+        <w:rPr>
+          <w:rFonts w:ascii="Calibri" w:cs="Calibri" w:eastAsia="Calibri" w:hAnsi="Calibri"/>
+          <w:color w:val="3A3A3A"/>
+          <w:sz w:val="21"/>
+          <w:szCs w:val="21"/>
+        </w:rPr>
+        <w:t xml:space="preserve">3.13 FR-13: Responsive Layout</w:t>
+        <w:tab/>
+        <w:t>11</w:t>
+      </w:r>
+    </w:p>
+    <w:p>
+      <w:pPr>
+        <w:tabs>
+          <w:tab w:val="right" w:leader="dot" w:pos="9350"/>
+        </w:tabs>
+        <w:spacing w:before="180" w:after="60"/>
+        <w:ind w:left="0"/>
+      </w:pPr>
+      <w:r>
+        <w:rPr>
+          <w:rFonts w:ascii="Calibri" w:cs="Calibri" w:eastAsia="Calibri" w:hAnsi="Calibri"/>
+          <w:b/>
+          <w:bCs/>
+          <w:color w:val="1C6EA4"/>
+          <w:sz w:val="22"/>
+          <w:szCs w:val="22"/>
+        </w:rPr>
+        <w:t xml:space="preserve">4. External Interface Requirements</w:t>
+        <w:tab/>
+        <w:t>12</w:t>
+      </w:r>
+    </w:p>
+    <w:p>
+      <w:pPr>
+        <w:tabs>
+          <w:tab w:val="right" w:leader="dot" w:pos="9350"/>
+        </w:tabs>
+        <w:spacing w:before="0" w:after="40"/>
+        <w:ind w:left="360"/>
+      </w:pPr>
+      <w:r>
+        <w:rPr>
+          <w:rFonts w:ascii="Calibri" w:cs="Calibri" w:eastAsia="Calibri" w:hAnsi="Calibri"/>
+          <w:color w:val="3A3A3A"/>
+          <w:sz w:val="21"/>
+          <w:szCs w:val="21"/>
+        </w:rPr>
+        <w:t xml:space="preserve">4.1 User Interfaces</w:t>
+        <w:tab/>
+        <w:t>12</w:t>
+      </w:r>
+    </w:p>
+    <w:p>
+      <w:pPr>
+        <w:tabs>
+          <w:tab w:val="right" w:leader="dot" w:pos="9350"/>
+        </w:tabs>
+        <w:spacing w:before="0" w:after="40"/>
+        <w:ind w:left="360"/>
+      </w:pPr>
+      <w:r>
+        <w:rPr>
+          <w:rFonts w:ascii="Calibri" w:cs="Calibri" w:eastAsia="Calibri" w:hAnsi="Calibri"/>
+          <w:color w:val="3A3A3A"/>
+          <w:sz w:val="21"/>
+          <w:szCs w:val="21"/>
+        </w:rPr>
+        <w:t xml:space="preserve">4.2 Hardware Interfaces</w:t>
+        <w:tab/>
+        <w:t>12</w:t>
+      </w:r>
+    </w:p>
+    <w:p>
+      <w:pPr>
+        <w:tabs>
+          <w:tab w:val="right" w:leader="dot" w:pos="9350"/>
+        </w:tabs>
+        <w:spacing w:before="0" w:after="40"/>
+        <w:ind w:left="360"/>
+      </w:pPr>
+      <w:r>
+        <w:rPr>
+          <w:rFonts w:ascii="Calibri" w:cs="Calibri" w:eastAsia="Calibri" w:hAnsi="Calibri"/>
+          <w:color w:val="3A3A3A"/>
+          <w:sz w:val="21"/>
+          <w:szCs w:val="21"/>
+        </w:rPr>
+        <w:t xml:space="preserve">4.3 Software Interfaces</w:t>
+        <w:tab/>
+        <w:t>12</w:t>
+      </w:r>
+    </w:p>
+    <w:p>
+      <w:pPr>
+        <w:tabs>
+          <w:tab w:val="right" w:leader="dot" w:pos="9350"/>
+        </w:tabs>
+        <w:spacing w:before="0" w:after="40"/>
+        <w:ind w:left="360"/>
+      </w:pPr>
+      <w:r>
+        <w:rPr>
+          <w:rFonts w:ascii="Calibri" w:cs="Calibri" w:eastAsia="Calibri" w:hAnsi="Calibri"/>
+          <w:color w:val="3A3A3A"/>
+          <w:sz w:val="21"/>
+          <w:szCs w:val="21"/>
+        </w:rPr>
+        <w:t xml:space="preserve">4.4 Communication Interfaces</w:t>
+        <w:tab/>
+        <w:t>12</w:t>
+      </w:r>
+    </w:p>
+    <w:p>
+      <w:pPr>
+        <w:tabs>
+          <w:tab w:val="right" w:leader="dot" w:pos="9350"/>
+        </w:tabs>
+        <w:spacing w:before="180" w:after="60"/>
+        <w:ind w:left="0"/>
+      </w:pPr>
+      <w:r>
+        <w:rPr>
+          <w:rFonts w:ascii="Calibri" w:cs="Calibri" w:eastAsia="Calibri" w:hAnsi="Calibri"/>
+          <w:b/>
+          <w:bCs/>
+          <w:color w:val="1C6EA4"/>
+          <w:sz w:val="22"/>
+          <w:szCs w:val="22"/>
+        </w:rPr>
+        <w:t xml:space="preserve">5. Non-Functional Requirements</w:t>
+        <w:tab/>
+        <w:t>13</w:t>
+      </w:r>
+    </w:p>
+    <w:p>
+      <w:pPr>
+        <w:tabs>
+          <w:tab w:val="right" w:leader="dot" w:pos="9350"/>
+        </w:tabs>
+        <w:spacing w:before="0" w:after="40"/>
+        <w:ind w:left="360"/>
+      </w:pPr>
+      <w:r>
+        <w:rPr>
+          <w:rFonts w:ascii="Calibri" w:cs="Calibri" w:eastAsia="Calibri" w:hAnsi="Calibri"/>
+          <w:color w:val="3A3A3A"/>
+          <w:sz w:val="21"/>
+          <w:szCs w:val="21"/>
+        </w:rPr>
+        <w:t xml:space="preserve">5.1 Performance Requirements</w:t>
+        <w:tab/>
+        <w:t>13</w:t>
+      </w:r>
+    </w:p>
+    <w:p>
+      <w:pPr>
+        <w:tabs>
+          <w:tab w:val="right" w:leader="dot" w:pos="9350"/>
+        </w:tabs>
+        <w:spacing w:before="0" w:after="40"/>
+        <w:ind w:left="360"/>
+      </w:pPr>
+      <w:r>
+        <w:rPr>
+          <w:rFonts w:ascii="Calibri" w:cs="Calibri" w:eastAsia="Calibri" w:hAnsi="Calibri"/>
+          <w:color w:val="3A3A3A"/>
+          <w:sz w:val="21"/>
+          <w:szCs w:val="21"/>
+        </w:rPr>
+        <w:t xml:space="preserve">5.2 Usability Requirements</w:t>
+        <w:tab/>
+        <w:t>13</w:t>
+      </w:r>
+    </w:p>
+    <w:p>
+      <w:pPr>
+        <w:tabs>
+          <w:tab w:val="right" w:leader="dot" w:pos="9350"/>
+        </w:tabs>
+        <w:spacing w:before="0" w:after="40"/>
+        <w:ind w:left="360"/>
+      </w:pPr>
+      <w:r>
+        <w:rPr>
+          <w:rFonts w:ascii="Calibri" w:cs="Calibri" w:eastAsia="Calibri" w:hAnsi="Calibri"/>
+          <w:color w:val="3A3A3A"/>
+          <w:sz w:val="21"/>
+          <w:szCs w:val="21"/>
+        </w:rPr>
+        <w:t xml:space="preserve">5.3 Reliability and Availability</w:t>
+        <w:tab/>
+        <w:t>13</w:t>
+      </w:r>
+    </w:p>
+    <w:p>
+      <w:pPr>
+        <w:tabs>
+          <w:tab w:val="right" w:leader="dot" w:pos="9350"/>
+        </w:tabs>
+        <w:spacing w:before="0" w:after="40"/>
+        <w:ind w:left="360"/>
+      </w:pPr>
+      <w:r>
+        <w:rPr>
+          <w:rFonts w:ascii="Calibri" w:cs="Calibri" w:eastAsia="Calibri" w:hAnsi="Calibri"/>
+          <w:color w:val="3A3A3A"/>
+          <w:sz w:val="21"/>
+          <w:szCs w:val="21"/>
+        </w:rPr>
+        <w:t xml:space="preserve">5.4 Security Considerations</w:t>
+        <w:tab/>
+        <w:t>13</w:t>
+      </w:r>
+    </w:p>
+    <w:p>
+      <w:pPr>
+        <w:tabs>
+          <w:tab w:val="right" w:leader="dot" w:pos="9350"/>
+        </w:tabs>
+        <w:spacing w:before="0" w:after="40"/>
+        <w:ind w:left="360"/>
+      </w:pPr>
+      <w:r>
+        <w:rPr>
+          <w:rFonts w:ascii="Calibri" w:cs="Calibri" w:eastAsia="Calibri" w:hAnsi="Calibri"/>
+          <w:color w:val="3A3A3A"/>
+          <w:sz w:val="21"/>
+          <w:szCs w:val="21"/>
+        </w:rPr>
+        <w:t xml:space="preserve">5.5 Maintainability</w:t>
+        <w:tab/>
+        <w:t>13</w:t>
+      </w:r>
+    </w:p>
+    <w:p>
+      <w:pPr>
+        <w:tabs>
+          <w:tab w:val="right" w:leader="dot" w:pos="9350"/>
+        </w:tabs>
+        <w:spacing w:before="0" w:after="40"/>
+        <w:ind w:left="360"/>
+      </w:pPr>
+      <w:r>
+        <w:rPr>
+          <w:rFonts w:ascii="Calibri" w:cs="Calibri" w:eastAsia="Calibri" w:hAnsi="Calibri"/>
+          <w:color w:val="3A3A3A"/>
+          <w:sz w:val="21"/>
+          <w:szCs w:val="21"/>
+        </w:rPr>
+        <w:t xml:space="preserve">5.6 Portability</w:t>
+        <w:tab/>
+        <w:t>14</w:t>
+      </w:r>
+    </w:p>
+    <w:p>
+      <w:pPr>
+        <w:tabs>
+          <w:tab w:val="right" w:leader="dot" w:pos="9350"/>
+        </w:tabs>
+        <w:spacing w:before="0" w:after="40"/>
+        <w:ind w:left="360"/>
+      </w:pPr>
+      <w:r>
+        <w:rPr>
+          <w:rFonts w:ascii="Calibri" w:cs="Calibri" w:eastAsia="Calibri" w:hAnsi="Calibri"/>
+          <w:color w:val="3A3A3A"/>
+          <w:sz w:val="21"/>
+          <w:szCs w:val="21"/>
+        </w:rPr>
+        <w:t xml:space="preserve">5.7 Compatibility</w:t>
+        <w:tab/>
+        <w:t>14</w:t>
+      </w:r>
+    </w:p>
+    <w:p>
+      <w:pPr>
+        <w:tabs>
+          <w:tab w:val="right" w:leader="dot" w:pos="9350"/>
+        </w:tabs>
+        <w:spacing w:before="180" w:after="60"/>
+        <w:ind w:left="0"/>
+      </w:pPr>
+      <w:r>
+        <w:rPr>
+          <w:rFonts w:ascii="Calibri" w:cs="Calibri" w:eastAsia="Calibri" w:hAnsi="Calibri"/>
+          <w:b/>
+          <w:bCs/>
+          <w:color w:val="1C6EA4"/>
+          <w:sz w:val="22"/>
+          <w:szCs w:val="22"/>
+        </w:rPr>
+        <w:t xml:space="preserve">6. System Architecture and Module Design</w:t>
+        <w:tab/>
+        <w:t>15</w:t>
+      </w:r>
+    </w:p>
+    <w:p>
+      <w:pPr>
+        <w:tabs>
+          <w:tab w:val="right" w:leader="dot" w:pos="9350"/>
+        </w:tabs>
+        <w:spacing w:before="0" w:after="40"/>
+        <w:ind w:left="360"/>
+      </w:pPr>
+      <w:r>
+        <w:rPr>
+          <w:rFonts w:ascii="Calibri" w:cs="Calibri" w:eastAsia="Calibri" w:hAnsi="Calibri"/>
+          <w:color w:val="3A3A3A"/>
+          <w:sz w:val="21"/>
+          <w:szCs w:val="21"/>
+        </w:rPr>
+        <w:t xml:space="preserve">6.1 Architectural Style</w:t>
+        <w:tab/>
+        <w:t>15</w:t>
+      </w:r>
+    </w:p>
+    <w:p>
+      <w:pPr>
+        <w:tabs>
+          <w:tab w:val="right" w:leader="dot" w:pos="9350"/>
+        </w:tabs>
+        <w:spacing w:before="0" w:after="40"/>
+        <w:ind w:left="360"/>
+      </w:pPr>
+      <w:r>
+        <w:rPr>
+          <w:rFonts w:ascii="Calibri" w:cs="Calibri" w:eastAsia="Calibri" w:hAnsi="Calibri"/>
+          <w:color w:val="3A3A3A"/>
+          <w:sz w:val="21"/>
+          <w:szCs w:val="21"/>
+        </w:rPr>
+        <w:t xml:space="preserve">6.2 High-Level Architecture Overview</w:t>
+        <w:tab/>
+        <w:t>15</w:t>
+      </w:r>
+    </w:p>
+    <w:p>
+      <w:pPr>
+        <w:tabs>
+          <w:tab w:val="right" w:leader="dot" w:pos="9350"/>
+        </w:tabs>
+        <w:spacing w:before="0" w:after="40"/>
+        <w:ind w:left="360"/>
+      </w:pPr>
+      <w:r>
+        <w:rPr>
+          <w:rFonts w:ascii="Calibri" w:cs="Calibri" w:eastAsia="Calibri" w:hAnsi="Calibri"/>
+          <w:color w:val="3A3A3A"/>
+          <w:sz w:val="21"/>
+          <w:szCs w:val="21"/>
+        </w:rPr>
+        <w:t xml:space="preserve">6.3 Module Breakdown</w:t>
+        <w:tab/>
+        <w:t>15</w:t>
+      </w:r>
+    </w:p>
+    <w:p>
+      <w:pPr>
+        <w:tabs>
+          <w:tab w:val="right" w:leader="dot" w:pos="9350"/>
+        </w:tabs>
+        <w:spacing w:before="0" w:after="40"/>
+        <w:ind w:left="360"/>
+      </w:pPr>
+      <w:r>
+        <w:rPr>
+          <w:rFonts w:ascii="Calibri" w:cs="Calibri" w:eastAsia="Calibri" w:hAnsi="Calibri"/>
+          <w:color w:val="3A3A3A"/>
+          <w:sz w:val="21"/>
+          <w:szCs w:val="21"/>
+        </w:rPr>
+        <w:t xml:space="preserve">6.4 Game State Flow (Textual State Diagram)</w:t>
+        <w:tab/>
+        <w:t>16</w:t>
+      </w:r>
+    </w:p>
+    <w:p>
+      <w:pPr>
+        <w:tabs>
+          <w:tab w:val="right" w:leader="dot" w:pos="9350"/>
+        </w:tabs>
+        <w:spacing w:before="0" w:after="40"/>
+        <w:ind w:left="360"/>
+      </w:pPr>
+      <w:r>
+        <w:rPr>
+          <w:rFonts w:ascii="Calibri" w:cs="Calibri" w:eastAsia="Calibri" w:hAnsi="Calibri"/>
+          <w:color w:val="3A3A3A"/>
+          <w:sz w:val="21"/>
+          <w:szCs w:val="21"/>
+        </w:rPr>
+        <w:t xml:space="preserve">6.5 Design Principles Applied</w:t>
+        <w:tab/>
+        <w:t>16</w:t>
+      </w:r>
+    </w:p>
+    <w:p>
+      <w:pPr>
+        <w:tabs>
+          <w:tab w:val="right" w:leader="dot" w:pos="9350"/>
+        </w:tabs>
+        <w:spacing w:before="180" w:after="60"/>
+        <w:ind w:left="0"/>
+      </w:pPr>
+      <w:r>
+        <w:rPr>
+          <w:rFonts w:ascii="Calibri" w:cs="Calibri" w:eastAsia="Calibri" w:hAnsi="Calibri"/>
+          <w:b/>
+          <w:bCs/>
+          <w:color w:val="1C6EA4"/>
+          <w:sz w:val="22"/>
+          <w:szCs w:val="22"/>
+        </w:rPr>
+        <w:t xml:space="preserve">7. Data Requirements (In-Memory Data Model)</w:t>
+        <w:tab/>
+        <w:t>17</w:t>
+      </w:r>
+    </w:p>
+    <w:p>
+      <w:pPr>
+        <w:tabs>
+          <w:tab w:val="right" w:leader="dot" w:pos="9350"/>
+        </w:tabs>
+        <w:spacing w:before="0" w:after="40"/>
+        <w:ind w:left="360"/>
+      </w:pPr>
+      <w:r>
+        <w:rPr>
+          <w:rFonts w:ascii="Calibri" w:cs="Calibri" w:eastAsia="Calibri" w:hAnsi="Calibri"/>
+          <w:color w:val="3A3A3A"/>
+          <w:sz w:val="21"/>
+          <w:szCs w:val="21"/>
+        </w:rPr>
+        <w:t xml:space="preserve">7.1 Game State Object (Conceptual Structure)</w:t>
+        <w:tab/>
+        <w:t>17</w:t>
+      </w:r>
+    </w:p>
+    <w:p>
+      <w:pPr>
+        <w:tabs>
+          <w:tab w:val="right" w:leader="dot" w:pos="9350"/>
+        </w:tabs>
+        <w:spacing w:before="0" w:after="40"/>
+        <w:ind w:left="360"/>
+      </w:pPr>
+      <w:r>
+        <w:rPr>
+          <w:rFonts w:ascii="Calibri" w:cs="Calibri" w:eastAsia="Calibri" w:hAnsi="Calibri"/>
+          <w:color w:val="3A3A3A"/>
+          <w:sz w:val="21"/>
+          <w:szCs w:val="21"/>
+        </w:rPr>
+        <w:t xml:space="preserve">7.2 Room Configuration Object (Conceptual Structure)</w:t>
+        <w:tab/>
+        <w:t>17</w:t>
+      </w:r>
+    </w:p>
+    <w:p>
+      <w:pPr>
+        <w:tabs>
+          <w:tab w:val="right" w:leader="dot" w:pos="9350"/>
+        </w:tabs>
+        <w:spacing w:before="180" w:after="60"/>
+        <w:ind w:left="0"/>
+      </w:pPr>
+      <w:r>
+        <w:rPr>
+          <w:rFonts w:ascii="Calibri" w:cs="Calibri" w:eastAsia="Calibri" w:hAnsi="Calibri"/>
+          <w:b/>
+          <w:bCs/>
+          <w:color w:val="1C6EA4"/>
+          <w:sz w:val="22"/>
+          <w:szCs w:val="22"/>
+        </w:rPr>
+        <w:t xml:space="preserve">8. Use Case Specifications</w:t>
+        <w:tab/>
+        <w:t>18</w:t>
+      </w:r>
+    </w:p>
+    <w:p>
+      <w:pPr>
+        <w:tabs>
+          <w:tab w:val="right" w:leader="dot" w:pos="9350"/>
+        </w:tabs>
+        <w:spacing w:before="0" w:after="40"/>
+        <w:ind w:left="360"/>
+      </w:pPr>
+      <w:r>
+        <w:rPr>
+          <w:rFonts w:ascii="Calibri" w:cs="Calibri" w:eastAsia="Calibri" w:hAnsi="Calibri"/>
+          <w:color w:val="3A3A3A"/>
+          <w:sz w:val="21"/>
+          <w:szCs w:val="21"/>
+        </w:rPr>
+        <w:t xml:space="preserve">8.1 Use Case Diagram Description</w:t>
+        <w:tab/>
+        <w:t>18</w:t>
+      </w:r>
+    </w:p>
+    <w:p>
+      <w:pPr>
+        <w:tabs>
+          <w:tab w:val="right" w:leader="dot" w:pos="9350"/>
+        </w:tabs>
+        <w:spacing w:before="0" w:after="40"/>
+        <w:ind w:left="360"/>
+      </w:pPr>
+      <w:r>
+        <w:rPr>
+          <w:rFonts w:ascii="Calibri" w:cs="Calibri" w:eastAsia="Calibri" w:hAnsi="Calibri"/>
+          <w:color w:val="3A3A3A"/>
+          <w:sz w:val="21"/>
+          <w:szCs w:val="21"/>
+        </w:rPr>
+        <w:t xml:space="preserve">8.2 Use Case: Solve Puzzle</w:t>
+        <w:tab/>
+        <w:t>18</w:t>
+      </w:r>
+    </w:p>
+    <w:p>
+      <w:pPr>
+        <w:tabs>
+          <w:tab w:val="right" w:leader="dot" w:pos="9350"/>
+        </w:tabs>
+        <w:spacing w:before="0" w:after="40"/>
+        <w:ind w:left="360"/>
+      </w:pPr>
+      <w:r>
+        <w:rPr>
+          <w:rFonts w:ascii="Calibri" w:cs="Calibri" w:eastAsia="Calibri" w:hAnsi="Calibri"/>
+          <w:color w:val="3A3A3A"/>
+          <w:sz w:val="21"/>
+          <w:szCs w:val="21"/>
+        </w:rPr>
+        <w:t xml:space="preserve">8.3 Use Case: Request Hint</w:t>
+        <w:tab/>
+        <w:t>18</w:t>
+      </w:r>
+    </w:p>
+    <w:p>
+      <w:pPr>
+        <w:tabs>
+          <w:tab w:val="right" w:leader="dot" w:pos="9350"/>
+        </w:tabs>
+        <w:spacing w:before="0" w:after="40"/>
+        <w:ind w:left="360"/>
+      </w:pPr>
+      <w:r>
+        <w:rPr>
+          <w:rFonts w:ascii="Calibri" w:cs="Calibri" w:eastAsia="Calibri" w:hAnsi="Calibri"/>
+          <w:color w:val="3A3A3A"/>
+          <w:sz w:val="21"/>
+          <w:szCs w:val="21"/>
+        </w:rPr>
+        <w:t xml:space="preserve">8.4 Use Case: Restart Game</w:t>
+        <w:tab/>
+        <w:t>19</w:t>
+      </w:r>
+    </w:p>
+    <w:p>
+      <w:pPr>
+        <w:tabs>
+          <w:tab w:val="right" w:leader="dot" w:pos="9350"/>
+        </w:tabs>
+        <w:spacing w:before="180" w:after="60"/>
+        <w:ind w:left="0"/>
+      </w:pPr>
+      <w:r>
+        <w:rPr>
+          <w:rFonts w:ascii="Calibri" w:cs="Calibri" w:eastAsia="Calibri" w:hAnsi="Calibri"/>
+          <w:b/>
+          <w:bCs/>
+          <w:color w:val="1C6EA4"/>
+          <w:sz w:val="22"/>
+          <w:szCs w:val="22"/>
+        </w:rPr>
+        <w:t xml:space="preserve">9. Testing Strategy</w:t>
+        <w:tab/>
+        <w:t>20</w:t>
+      </w:r>
+    </w:p>
+    <w:p>
+      <w:pPr>
+        <w:tabs>
+          <w:tab w:val="right" w:leader="dot" w:pos="9350"/>
+        </w:tabs>
+        <w:spacing w:before="0" w:after="40"/>
+        <w:ind w:left="360"/>
+      </w:pPr>
+      <w:r>
+        <w:rPr>
+          <w:rFonts w:ascii="Calibri" w:cs="Calibri" w:eastAsia="Calibri" w:hAnsi="Calibri"/>
+          <w:color w:val="3A3A3A"/>
+          <w:sz w:val="21"/>
+          <w:szCs w:val="21"/>
+        </w:rPr>
+        <w:t xml:space="preserve">9.1 Testing Approach</w:t>
+        <w:tab/>
+        <w:t>20</w:t>
+      </w:r>
+    </w:p>
+    <w:p>
+      <w:pPr>
+        <w:tabs>
+          <w:tab w:val="right" w:leader="dot" w:pos="9350"/>
+        </w:tabs>
+        <w:spacing w:before="0" w:after="40"/>
+        <w:ind w:left="360"/>
+      </w:pPr>
+      <w:r>
+        <w:rPr>
+          <w:rFonts w:ascii="Calibri" w:cs="Calibri" w:eastAsia="Calibri" w:hAnsi="Calibri"/>
+          <w:color w:val="3A3A3A"/>
+          <w:sz w:val="21"/>
+          <w:szCs w:val="21"/>
+        </w:rPr>
+        <w:t xml:space="preserve">9.2 Test Categories</w:t>
+        <w:tab/>
+        <w:t>20</w:t>
+      </w:r>
+    </w:p>
+    <w:p>
+      <w:pPr>
+        <w:tabs>
+          <w:tab w:val="right" w:leader="dot" w:pos="9350"/>
+        </w:tabs>
+        <w:spacing w:before="0" w:after="40"/>
+        <w:ind w:left="360"/>
+      </w:pPr>
+      <w:r>
+        <w:rPr>
+          <w:rFonts w:ascii="Calibri" w:cs="Calibri" w:eastAsia="Calibri" w:hAnsi="Calibri"/>
+          <w:color w:val="3A3A3A"/>
+          <w:sz w:val="21"/>
+          <w:szCs w:val="21"/>
+        </w:rPr>
+        <w:t xml:space="preserve">9.3 Sample Acceptance Criteria</w:t>
+        <w:tab/>
+        <w:t>20</w:t>
+      </w:r>
+    </w:p>
+    <w:p>
+      <w:pPr>
+        <w:tabs>
+          <w:tab w:val="right" w:leader="dot" w:pos="9350"/>
+        </w:tabs>
+        <w:spacing w:before="180" w:after="60"/>
+        <w:ind w:left="0"/>
+      </w:pPr>
+      <w:r>
+        <w:rPr>
+          <w:rFonts w:ascii="Calibri" w:cs="Calibri" w:eastAsia="Calibri" w:hAnsi="Calibri"/>
+          <w:b/>
+          <w:bCs/>
+          <w:color w:val="1C6EA4"/>
+          <w:sz w:val="22"/>
+          <w:szCs w:val="22"/>
+        </w:rPr>
+        <w:t xml:space="preserve">10. Assumptions, Dependencies, and Constraints (Consolidated)</w:t>
+        <w:tab/>
+        <w:t>21</w:t>
+      </w:r>
+    </w:p>
+    <w:p>
+      <w:pPr>
+        <w:tabs>
+          <w:tab w:val="right" w:leader="dot" w:pos="9350"/>
+        </w:tabs>
+        <w:spacing w:before="0" w:after="40"/>
+        <w:ind w:left="360"/>
+      </w:pPr>
+      <w:r>
+        <w:rPr>
+          <w:rFonts w:ascii="Calibri" w:cs="Calibri" w:eastAsia="Calibri" w:hAnsi="Calibri"/>
+          <w:color w:val="3A3A3A"/>
+          <w:sz w:val="21"/>
+          <w:szCs w:val="21"/>
+        </w:rPr>
+        <w:t xml:space="preserve">10.1 Assumptions</w:t>
+        <w:tab/>
+        <w:t>21</w:t>
+      </w:r>
+    </w:p>
+    <w:p>
+      <w:pPr>
+        <w:tabs>
+          <w:tab w:val="right" w:leader="dot" w:pos="9350"/>
+        </w:tabs>
+        <w:spacing w:before="0" w:after="40"/>
+        <w:ind w:left="360"/>
+      </w:pPr>
+      <w:r>
+        <w:rPr>
+          <w:rFonts w:ascii="Calibri" w:cs="Calibri" w:eastAsia="Calibri" w:hAnsi="Calibri"/>
+          <w:color w:val="3A3A3A"/>
+          <w:sz w:val="21"/>
+          <w:szCs w:val="21"/>
+        </w:rPr>
+        <w:t xml:space="preserve">10.2 Dependencies</w:t>
+        <w:tab/>
+        <w:t>21</w:t>
+      </w:r>
+    </w:p>
+    <w:p>
+      <w:pPr>
+        <w:tabs>
+          <w:tab w:val="right" w:leader="dot" w:pos="9350"/>
+        </w:tabs>
+        <w:spacing w:before="0" w:after="40"/>
+        <w:ind w:left="360"/>
+      </w:pPr>
+      <w:r>
+        <w:rPr>
+          <w:rFonts w:ascii="Calibri" w:cs="Calibri" w:eastAsia="Calibri" w:hAnsi="Calibri"/>
+          <w:color w:val="3A3A3A"/>
+          <w:sz w:val="21"/>
+          <w:szCs w:val="21"/>
+        </w:rPr>
+        <w:t xml:space="preserve">10.3 Constraints</w:t>
+        <w:tab/>
+        <w:t>21</w:t>
+      </w:r>
+    </w:p>
+    <w:p>
+      <w:pPr>
+        <w:tabs>
+          <w:tab w:val="right" w:leader="dot" w:pos="9350"/>
+        </w:tabs>
+        <w:spacing w:before="180" w:after="60"/>
+        <w:ind w:left="0"/>
+      </w:pPr>
+      <w:r>
+        <w:rPr>
+          <w:rFonts w:ascii="Calibri" w:cs="Calibri" w:eastAsia="Calibri" w:hAnsi="Calibri"/>
+          <w:b/>
+          <w:bCs/>
+          <w:color w:val="1C6EA4"/>
+          <w:sz w:val="22"/>
+          <w:szCs w:val="22"/>
+        </w:rPr>
+        <w:t xml:space="preserve">11. Future Enhancements (Explicitly Out of Current Scope)</w:t>
+        <w:tab/>
+        <w:t>22</w:t>
+      </w:r>
+    </w:p>
+    <w:p>
+      <w:pPr>
+        <w:tabs>
+          <w:tab w:val="right" w:leader="dot" w:pos="9350"/>
+        </w:tabs>
+        <w:spacing w:before="0" w:after="40"/>
+        <w:ind w:left="360"/>
+      </w:pPr>
+      <w:r>
+        <w:rPr>
+          <w:rFonts w:ascii="Calibri" w:cs="Calibri" w:eastAsia="Calibri" w:hAnsi="Calibri"/>
+          <w:color w:val="3A3A3A"/>
+          <w:sz w:val="21"/>
+          <w:szCs w:val="21"/>
+        </w:rPr>
+        <w:t xml:space="preserve">11.1 Backend and Database Integration</w:t>
+        <w:tab/>
+        <w:t>22</w:t>
+      </w:r>
+    </w:p>
+    <w:p>
+      <w:pPr>
+        <w:tabs>
+          <w:tab w:val="right" w:leader="dot" w:pos="9350"/>
+        </w:tabs>
+        <w:spacing w:before="0" w:after="40"/>
+        <w:ind w:left="360"/>
+      </w:pPr>
+      <w:r>
+        <w:rPr>
+          <w:rFonts w:ascii="Calibri" w:cs="Calibri" w:eastAsia="Calibri" w:hAnsi="Calibri"/>
+          <w:color w:val="3A3A3A"/>
+          <w:sz w:val="21"/>
+          <w:szCs w:val="21"/>
+        </w:rPr>
+        <w:t xml:space="preserve">11.2 Persistent Accounts and Leaderboards</w:t>
+        <w:tab/>
+        <w:t>22</w:t>
+      </w:r>
+    </w:p>
+    <w:p>
+      <w:pPr>
+        <w:tabs>
+          <w:tab w:val="right" w:leader="dot" w:pos="9350"/>
+        </w:tabs>
+        <w:spacing w:before="0" w:after="40"/>
+        <w:ind w:left="360"/>
+      </w:pPr>
+      <w:r>
+        <w:rPr>
+          <w:rFonts w:ascii="Calibri" w:cs="Calibri" w:eastAsia="Calibri" w:hAnsi="Calibri"/>
+          <w:color w:val="3A3A3A"/>
+          <w:sz w:val="21"/>
+          <w:szCs w:val="21"/>
+        </w:rPr>
+        <w:t xml:space="preserve">11.3 Level Editor</w:t>
+        <w:tab/>
+        <w:t>22</w:t>
+      </w:r>
+    </w:p>
+    <w:p>
+      <w:pPr>
+        <w:tabs>
+          <w:tab w:val="right" w:leader="dot" w:pos="9350"/>
+        </w:tabs>
+        <w:spacing w:before="0" w:after="40"/>
+        <w:ind w:left="360"/>
+      </w:pPr>
+      <w:r>
+        <w:rPr>
+          <w:rFonts w:ascii="Calibri" w:cs="Calibri" w:eastAsia="Calibri" w:hAnsi="Calibri"/>
+          <w:color w:val="3A3A3A"/>
+          <w:sz w:val="21"/>
+          <w:szCs w:val="21"/>
+        </w:rPr>
+        <w:t xml:space="preserve">11.4 Multiplayer Mode</w:t>
+        <w:tab/>
+        <w:t>22</w:t>
+      </w:r>
+    </w:p>
+    <w:p>
+      <w:pPr>
+        <w:tabs>
+          <w:tab w:val="right" w:leader="dot" w:pos="9350"/>
+        </w:tabs>
+        <w:spacing w:before="0" w:after="40"/>
+        <w:ind w:left="360"/>
+      </w:pPr>
+      <w:r>
+        <w:rPr>
+          <w:rFonts w:ascii="Calibri" w:cs="Calibri" w:eastAsia="Calibri" w:hAnsi="Calibri"/>
+          <w:color w:val="3A3A3A"/>
+          <w:sz w:val="21"/>
+          <w:szCs w:val="21"/>
+        </w:rPr>
+        <w:t xml:space="preserve">11.5 Progressive Web App (PWA) / Mobile Packaging</w:t>
+        <w:tab/>
+        <w:t>22</w:t>
+      </w:r>
+    </w:p>
+    <w:p>
+      <w:pPr>
+        <w:tabs>
+          <w:tab w:val="right" w:leader="dot" w:pos="9350"/>
+        </w:tabs>
+        <w:spacing w:before="180" w:after="60"/>
+        <w:ind w:left="0"/>
+      </w:pPr>
+      <w:r>
+        <w:rPr>
+          <w:rFonts w:ascii="Calibri" w:cs="Calibri" w:eastAsia="Calibri" w:hAnsi="Calibri"/>
+          <w:b/>
+          <w:bCs/>
+          <w:color w:val="1C6EA4"/>
+          <w:sz w:val="22"/>
+          <w:szCs w:val="22"/>
+        </w:rPr>
+        <w:t xml:space="preserve">12. Appendices</w:t>
+        <w:tab/>
+        <w:t>23</w:t>
+      </w:r>
+    </w:p>
     <w:p>
       <w:pPr>
         <w:sectPr>
